--- a/asset/templates/Hop_dong_cho_thue_gay_CLB_template.docx
+++ b/asset/templates/Hop_dong_cho_thue_gay_CLB_template.docx
@@ -77,6 +77,46 @@
         </w:rPr>
       </w:pPr>
       <w:r>
+        <w:t xml:space="preserve">(Số: </w:t>
+      </w:r>
+      <w:bookmarkStart w:id="1001" w:name="contract_no"/>
+      <w:r/>
+      <w:bookmarkEnd w:id="1001"/>
+      <w:r>
+        <w:t>)</w:t>
+      </w:r>
+    </w:p>
+    <w:p>
+      <w:pPr>
+        <w:rPr>
+          <w:rFonts w:ascii="Google Sans Medium" w:cs="Google Sans Medium" w:eastAsia="Google Sans Medium" w:hAnsi="Google Sans Medium"/>
+          <w:color w:val="1f1f1f"/>
+        </w:rPr>
+      </w:pPr>
+      <w:r>
+        <w:rPr>
+          <w:rtl w:val="0"/>
+        </w:rPr>
+      </w:r>
+    </w:p>
+    <w:p>
+      <w:pPr>
+        <w:numPr>
+          <w:ilvl w:val="0"/>
+          <w:numId w:val="6"/>
+        </w:numPr>
+        <w:pBdr>
+          <w:top w:color="auto" w:space="0" w:sz="0" w:val="none"/>
+          <w:bottom w:color="auto" w:space="0" w:sz="0" w:val="none"/>
+          <w:right w:color="auto" w:space="0" w:sz="0" w:val="none"/>
+          <w:between w:color="auto" w:space="0" w:sz="0" w:val="none"/>
+        </w:pBdr>
+        <w:ind w:left="720" w:hanging="360"/>
+        <w:rPr>
+          <w:rFonts w:ascii="Google Sans Medium" w:cs="Google Sans Medium" w:eastAsia="Google Sans Medium" w:hAnsi="Google Sans Medium"/>
+        </w:rPr>
+      </w:pPr>
+      <w:r>
         <w:rPr>
           <w:rFonts w:ascii="Google Sans Medium" w:cs="Google Sans Medium" w:eastAsia="Google Sans Medium" w:hAnsi="Google Sans Medium"/>
           <w:i w:val="1"/>
@@ -84,9 +124,26 @@
           <w:color w:val="1f1f1f"/>
           <w:rtl w:val="0"/>
         </w:rPr>
-        <w:t xml:space="preserve">(Số: </w:t>
-      </w:r>
-      <w:bookmarkStart w:id="100" w:name="contract_no"/>
+        <w:t xml:space="preserve">Căn cứ Bộ luật Dân sự số 91/2015/QH13 ngày 24/11/2015 của Quốc hội nước Cộng hòa xã hội chủ nghĩa Việt Nam;</w:t>
+      </w:r>
+    </w:p>
+    <w:p>
+      <w:pPr>
+        <w:numPr>
+          <w:ilvl w:val="0"/>
+          <w:numId w:val="6"/>
+        </w:numPr>
+        <w:pBdr>
+          <w:top w:color="auto" w:space="0" w:sz="0" w:val="none"/>
+          <w:bottom w:color="auto" w:space="0" w:sz="0" w:val="none"/>
+          <w:right w:color="auto" w:space="0" w:sz="0" w:val="none"/>
+          <w:between w:color="auto" w:space="0" w:sz="0" w:val="none"/>
+        </w:pBdr>
+        <w:ind w:left="720" w:hanging="360"/>
+        <w:rPr>
+          <w:rFonts w:ascii="Google Sans Medium" w:cs="Google Sans Medium" w:eastAsia="Google Sans Medium" w:hAnsi="Google Sans Medium"/>
+        </w:rPr>
+      </w:pPr>
       <w:r>
         <w:rPr>
           <w:rFonts w:ascii="Google Sans Medium" w:cs="Google Sans Medium" w:eastAsia="Google Sans Medium" w:hAnsi="Google Sans Medium"/>
@@ -95,9 +152,26 @@
           <w:color w:val="1f1f1f"/>
           <w:rtl w:val="0"/>
         </w:rPr>
-        <w:t>........./202.../HĐCT-RHINO</w:t>
-      </w:r>
-      <w:bookmarkEnd w:id="100"/>
+        <w:t xml:space="preserve">Căn cứ Luật Thương mại số 36/2005/QH11 ngày 14/06/2005 của Quốc hội nước Cộng hòa xã hội chủ nghĩa Việt Nam;</w:t>
+      </w:r>
+    </w:p>
+    <w:p>
+      <w:pPr>
+        <w:numPr>
+          <w:ilvl w:val="0"/>
+          <w:numId w:val="6"/>
+        </w:numPr>
+        <w:pBdr>
+          <w:top w:color="auto" w:space="0" w:sz="0" w:val="none"/>
+          <w:bottom w:color="auto" w:space="0" w:sz="0" w:val="none"/>
+          <w:right w:color="auto" w:space="0" w:sz="0" w:val="none"/>
+          <w:between w:color="auto" w:space="0" w:sz="0" w:val="none"/>
+        </w:pBdr>
+        <w:ind w:left="720" w:hanging="360"/>
+        <w:rPr>
+          <w:rFonts w:ascii="Google Sans Medium" w:cs="Google Sans Medium" w:eastAsia="Google Sans Medium" w:hAnsi="Google Sans Medium"/>
+        </w:rPr>
+      </w:pPr>
       <w:r>
         <w:rPr>
           <w:rFonts w:ascii="Google Sans Medium" w:cs="Google Sans Medium" w:eastAsia="Google Sans Medium" w:hAnsi="Google Sans Medium"/>
@@ -106,213 +180,30 @@
           <w:color w:val="1f1f1f"/>
           <w:rtl w:val="0"/>
         </w:rPr>
-        <w:t>)</w:t>
-      </w:r>
-    </w:p>
-    <w:p>
-      <w:pPr>
-        <w:rPr>
-          <w:rFonts w:ascii="Google Sans Medium" w:cs="Google Sans Medium" w:eastAsia="Google Sans Medium" w:hAnsi="Google Sans Medium"/>
-          <w:color w:val="1f1f1f"/>
-        </w:rPr>
-      </w:pPr>
-      <w:r>
-        <w:rPr>
-          <w:rtl w:val="0"/>
-        </w:rPr>
-      </w:r>
-    </w:p>
-    <w:p>
-      <w:pPr>
-        <w:numPr>
-          <w:ilvl w:val="0"/>
-          <w:numId w:val="6"/>
-        </w:numPr>
-        <w:pBdr>
-          <w:top w:color="auto" w:space="0" w:sz="0" w:val="none"/>
-          <w:bottom w:color="auto" w:space="0" w:sz="0" w:val="none"/>
-          <w:right w:color="auto" w:space="0" w:sz="0" w:val="none"/>
-          <w:between w:color="auto" w:space="0" w:sz="0" w:val="none"/>
-        </w:pBdr>
-        <w:ind w:left="720" w:hanging="360"/>
-        <w:rPr>
-          <w:rFonts w:ascii="Google Sans Medium" w:cs="Google Sans Medium" w:eastAsia="Google Sans Medium" w:hAnsi="Google Sans Medium"/>
-        </w:rPr>
-      </w:pPr>
-      <w:r>
-        <w:rPr>
-          <w:rFonts w:ascii="Google Sans Medium" w:cs="Google Sans Medium" w:eastAsia="Google Sans Medium" w:hAnsi="Google Sans Medium"/>
-          <w:i w:val="1"/>
-          <w:iCs w:val="1"/>
-          <w:color w:val="1f1f1f"/>
-          <w:rtl w:val="0"/>
-        </w:rPr>
-        <w:t xml:space="preserve">Căn cứ Bộ luật Dân sự số 91/2015/QH13 ngày 24/11/2015 của Quốc hội nước Cộng hòa xã hội chủ nghĩa Việt Nam;</w:t>
-      </w:r>
-    </w:p>
-    <w:p>
-      <w:pPr>
-        <w:pBdr>
-          <w:top w:color="auto" w:space="0" w:sz="0" w:val="none"/>
-          <w:bottom w:color="auto" w:space="0" w:sz="0" w:val="none"/>
-          <w:right w:color="auto" w:space="0" w:sz="0" w:val="none"/>
-          <w:between w:color="auto" w:space="0" w:sz="0" w:val="none"/>
-        </w:pBdr>
-        <w:ind w:left="720" w:hanging="360"/>
-        <w:rPr>
-          <w:rFonts w:ascii="Google Sans Medium" w:cs="Google Sans Medium" w:eastAsia="Google Sans Medium" w:hAnsi="Google Sans Medium"/>
-        </w:rPr>
-      </w:pPr>
-      <w:r>
-        <w:rPr>
-          <w:rtl w:val="0"/>
-        </w:rPr>
-      </w:r>
-    </w:p>
-    <w:p>
-      <w:pPr>
-        <w:numPr>
-          <w:ilvl w:val="0"/>
-          <w:numId w:val="6"/>
-        </w:numPr>
-        <w:pBdr>
-          <w:top w:color="auto" w:space="0" w:sz="0" w:val="none"/>
-          <w:bottom w:color="auto" w:space="0" w:sz="0" w:val="none"/>
-          <w:right w:color="auto" w:space="0" w:sz="0" w:val="none"/>
-          <w:between w:color="auto" w:space="0" w:sz="0" w:val="none"/>
-        </w:pBdr>
-        <w:ind w:left="720" w:hanging="360"/>
-        <w:rPr>
-          <w:rFonts w:ascii="Google Sans Medium" w:cs="Google Sans Medium" w:eastAsia="Google Sans Medium" w:hAnsi="Google Sans Medium"/>
-        </w:rPr>
-      </w:pPr>
-      <w:r>
-        <w:rPr>
-          <w:rFonts w:ascii="Google Sans Medium" w:cs="Google Sans Medium" w:eastAsia="Google Sans Medium" w:hAnsi="Google Sans Medium"/>
-          <w:i w:val="1"/>
-          <w:iCs w:val="1"/>
-          <w:color w:val="1f1f1f"/>
-          <w:rtl w:val="0"/>
-        </w:rPr>
-        <w:t xml:space="preserve">Căn cứ Luật Thương mại số 36/2005/QH11 ngày 14/06/2005 của Quốc hội nước Cộng hòa xã hội chủ nghĩa Việt Nam;</w:t>
-      </w:r>
-    </w:p>
-    <w:p>
-      <w:pPr>
-        <w:pBdr>
-          <w:top w:color="auto" w:space="0" w:sz="0" w:val="none"/>
-          <w:bottom w:color="auto" w:space="0" w:sz="0" w:val="none"/>
-          <w:right w:color="auto" w:space="0" w:sz="0" w:val="none"/>
-          <w:between w:color="auto" w:space="0" w:sz="0" w:val="none"/>
-        </w:pBdr>
-        <w:ind w:left="720" w:hanging="360"/>
-        <w:rPr>
-          <w:rFonts w:ascii="Google Sans Medium" w:cs="Google Sans Medium" w:eastAsia="Google Sans Medium" w:hAnsi="Google Sans Medium"/>
-        </w:rPr>
-      </w:pPr>
-      <w:r>
-        <w:rPr>
-          <w:rtl w:val="0"/>
-        </w:rPr>
-      </w:r>
-    </w:p>
-    <w:p>
-      <w:pPr>
-        <w:numPr>
-          <w:ilvl w:val="0"/>
-          <w:numId w:val="6"/>
-        </w:numPr>
-        <w:pBdr>
-          <w:top w:color="auto" w:space="0" w:sz="0" w:val="none"/>
-          <w:bottom w:color="auto" w:space="0" w:sz="0" w:val="none"/>
-          <w:right w:color="auto" w:space="0" w:sz="0" w:val="none"/>
-          <w:between w:color="auto" w:space="0" w:sz="0" w:val="none"/>
-        </w:pBdr>
-        <w:ind w:left="720" w:hanging="360"/>
-        <w:rPr>
-          <w:rFonts w:ascii="Google Sans Medium" w:cs="Google Sans Medium" w:eastAsia="Google Sans Medium" w:hAnsi="Google Sans Medium"/>
-        </w:rPr>
-      </w:pPr>
-      <w:r>
-        <w:rPr>
-          <w:rFonts w:ascii="Google Sans Medium" w:cs="Google Sans Medium" w:eastAsia="Google Sans Medium" w:hAnsi="Google Sans Medium"/>
-          <w:i w:val="1"/>
-          <w:iCs w:val="1"/>
-          <w:color w:val="1f1f1f"/>
-          <w:rtl w:val="0"/>
-        </w:rPr>
         <w:t xml:space="preserve">Căn cứ vào nhu cầu và khả năng của hai bên.</w:t>
       </w:r>
     </w:p>
     <w:p>
       <w:pPr>
-        <w:pBdr>
-          <w:top w:color="auto" w:space="0" w:sz="0" w:val="none"/>
-          <w:bottom w:color="auto" w:space="0" w:sz="0" w:val="none"/>
-          <w:right w:color="auto" w:space="0" w:sz="0" w:val="none"/>
-          <w:between w:color="auto" w:space="0" w:sz="0" w:val="none"/>
-        </w:pBdr>
-        <w:ind w:left="720" w:hanging="360"/>
-        <w:rPr>
-          <w:rFonts w:ascii="Google Sans Medium" w:cs="Google Sans Medium" w:eastAsia="Google Sans Medium" w:hAnsi="Google Sans Medium"/>
-        </w:rPr>
-      </w:pPr>
-      <w:r>
-        <w:rPr>
-          <w:rtl w:val="0"/>
-        </w:rPr>
-      </w:r>
-    </w:p>
-    <w:p>
-      <w:pPr>
-        <w:rPr>
-          <w:rFonts w:ascii="Google Sans Medium" w:cs="Google Sans Medium" w:eastAsia="Google Sans Medium" w:hAnsi="Google Sans Medium"/>
-          <w:color w:val="1f1f1f"/>
-        </w:rPr>
-      </w:pPr>
-      <w:r>
-        <w:rPr>
-          <w:rFonts w:ascii="Google Sans Medium" w:cs="Google Sans Medium" w:eastAsia="Google Sans Medium" w:hAnsi="Google Sans Medium"/>
-          <w:color w:val="1f1f1f"/>
-          <w:rtl w:val="0"/>
-        </w:rPr>
+        <w:rPr>
+          <w:rFonts w:ascii="Google Sans Medium" w:cs="Google Sans Medium" w:eastAsia="Google Sans Medium" w:hAnsi="Google Sans Medium"/>
+          <w:color w:val="1f1f1f"/>
+        </w:rPr>
+      </w:pPr>
+      <w:r>
         <w:t xml:space="preserve">Hôm nay, </w:t>
       </w:r>
-      <w:bookmarkStart w:id="101" w:name="contract_date_long"/>
-      <w:r>
-        <w:rPr>
-          <w:rFonts w:ascii="Google Sans Medium" w:cs="Google Sans Medium" w:eastAsia="Google Sans Medium" w:hAnsi="Google Sans Medium"/>
-          <w:color w:val="1f1f1f"/>
-          <w:rtl w:val="0"/>
-        </w:rPr>
-        <w:t>ngày ....... tháng ....... năm 2026</w:t>
-      </w:r>
-      <w:bookmarkEnd w:id="101"/>
-      <w:r>
-        <w:rPr>
-          <w:rFonts w:ascii="Google Sans Medium" w:cs="Google Sans Medium" w:eastAsia="Google Sans Medium" w:hAnsi="Google Sans Medium"/>
-          <w:color w:val="1f1f1f"/>
-          <w:rtl w:val="0"/>
-        </w:rPr>
+      <w:bookmarkStart w:id="1002" w:name="contract_date_long"/>
+      <w:r/>
+      <w:bookmarkEnd w:id="1002"/>
+      <w:r>
         <w:t xml:space="preserve">, tại </w:t>
       </w:r>
-      <w:bookmarkStart w:id="102" w:name="contract_place"/>
-      <w:r>
-        <w:rPr>
-          <w:rFonts w:ascii="Google Sans Medium" w:cs="Google Sans Medium" w:eastAsia="Google Sans Medium" w:hAnsi="Google Sans Medium"/>
-          <w:color w:val="1f1f1f"/>
-          <w:rtl w:val="0"/>
-        </w:rPr>
-        <w:t>Hà Nội</w:t>
-      </w:r>
-      <w:bookmarkEnd w:id="102"/>
-      <w:r>
-        <w:rPr>
-          <w:rFonts w:ascii="Google Sans Medium" w:cs="Google Sans Medium" w:eastAsia="Google Sans Medium" w:hAnsi="Google Sans Medium"/>
-          <w:color w:val="1f1f1f"/>
-          <w:rtl w:val="0"/>
-        </w:rPr>
-        <w:t xml:space="preserve"> chúng tôi gồm:</w:t>
+      <w:bookmarkStart w:id="1003" w:name="contract_place"/>
+      <w:r/>
+      <w:bookmarkEnd w:id="1003"/>
+      <w:r>
+        <w:t>, chúng tôi gồm:</w:t>
       </w:r>
     </w:p>
     <w:p>
@@ -386,25 +277,6 @@
           <w:rtl w:val="0"/>
         </w:rPr>
         <w:t xml:space="preserve"> Số 14, ngõ 975 Tam Trinh, phường Yên Sở, quận Hoàng Mai, Hà Nội.</w:t>
-      </w:r>
-    </w:p>
-    <w:p>
-      <w:pPr>
-        <w:pBdr>
-          <w:top w:color="auto" w:space="0" w:sz="0" w:val="none"/>
-          <w:bottom w:color="auto" w:space="0" w:sz="0" w:val="none"/>
-          <w:right w:color="auto" w:space="0" w:sz="0" w:val="none"/>
-          <w:between w:color="auto" w:space="0" w:sz="0" w:val="none"/>
-        </w:pBdr>
-        <w:ind w:left="720" w:hanging="360"/>
-        <w:rPr>
-          <w:rFonts w:ascii="Google Sans Medium" w:cs="Google Sans Medium" w:eastAsia="Google Sans Medium" w:hAnsi="Google Sans Medium"/>
-        </w:rPr>
-      </w:pPr>
-      <w:r>
-        <w:rPr>
-          <w:rtl w:val="0"/>
-        </w:rPr>
       </w:r>
     </w:p>
     <w:p>
@@ -499,25 +371,6 @@
     </w:p>
     <w:p>
       <w:pPr>
-        <w:pBdr>
-          <w:top w:color="auto" w:space="0" w:sz="0" w:val="none"/>
-          <w:bottom w:color="auto" w:space="0" w:sz="0" w:val="none"/>
-          <w:right w:color="auto" w:space="0" w:sz="0" w:val="none"/>
-          <w:between w:color="auto" w:space="0" w:sz="0" w:val="none"/>
-        </w:pBdr>
-        <w:ind w:left="720" w:hanging="360"/>
-        <w:rPr>
-          <w:rFonts w:ascii="Google Sans Medium" w:cs="Google Sans Medium" w:eastAsia="Google Sans Medium" w:hAnsi="Google Sans Medium"/>
-        </w:rPr>
-      </w:pPr>
-      <w:r>
-        <w:rPr>
-          <w:rtl w:val="0"/>
-        </w:rPr>
-      </w:r>
-    </w:p>
-    <w:p>
-      <w:pPr>
         <w:numPr>
           <w:ilvl w:val="0"/>
           <w:numId w:val="10"/>
@@ -545,25 +398,6 @@
           <w:rtl w:val="0"/>
         </w:rPr>
         <w:t xml:space="preserve"> www.cuebots.vn</w:t>
-      </w:r>
-    </w:p>
-    <w:p>
-      <w:pPr>
-        <w:pBdr>
-          <w:top w:color="auto" w:space="0" w:sz="0" w:val="none"/>
-          <w:bottom w:color="auto" w:space="0" w:sz="0" w:val="none"/>
-          <w:right w:color="auto" w:space="0" w:sz="0" w:val="none"/>
-          <w:between w:color="auto" w:space="0" w:sz="0" w:val="none"/>
-        </w:pBdr>
-        <w:ind w:left="720" w:hanging="360"/>
-        <w:rPr>
-          <w:rFonts w:ascii="Google Sans Medium" w:cs="Google Sans Medium" w:eastAsia="Google Sans Medium" w:hAnsi="Google Sans Medium"/>
-        </w:rPr>
-      </w:pPr>
-      <w:r>
-        <w:rPr>
-          <w:rtl w:val="0"/>
-        </w:rPr>
       </w:r>
     </w:p>
     <w:p>
@@ -632,25 +466,6 @@
     </w:p>
     <w:p>
       <w:pPr>
-        <w:pBdr>
-          <w:top w:color="auto" w:space="0" w:sz="0" w:val="none"/>
-          <w:bottom w:color="auto" w:space="0" w:sz="0" w:val="none"/>
-          <w:right w:color="auto" w:space="0" w:sz="0" w:val="none"/>
-          <w:between w:color="auto" w:space="0" w:sz="0" w:val="none"/>
-        </w:pBdr>
-        <w:ind w:left="720" w:hanging="360"/>
-        <w:rPr>
-          <w:rFonts w:ascii="Google Sans Medium" w:cs="Google Sans Medium" w:eastAsia="Google Sans Medium" w:hAnsi="Google Sans Medium"/>
-        </w:rPr>
-      </w:pPr>
-      <w:r>
-        <w:rPr>
-          <w:rtl w:val="0"/>
-        </w:rPr>
-      </w:r>
-    </w:p>
-    <w:p>
-      <w:pPr>
         <w:numPr>
           <w:ilvl w:val="0"/>
           <w:numId w:val="10"/>
@@ -717,22 +532,17 @@
       </w:pPr>
       <w:r>
         <w:rPr>
-          <w:rFonts w:ascii="Google Sans Medium" w:cs="Google Sans Medium" w:eastAsia="Google Sans Medium" w:hAnsi="Google Sans Medium"/>
-          <w:color w:val="1f1f1f"/>
-          <w:rtl w:val="0"/>
+          <w:b/>
         </w:rPr>
         <w:t xml:space="preserve">BÊN B (BÊN THUÊ): CÂU LẠC BỘ BILLIARDS </w:t>
       </w:r>
-      <w:bookmarkStart w:id="103" w:name="club_name"/>
-      <w:r>
-        <w:rPr>
-          <w:rFonts w:ascii="Google Sans Medium" w:cs="Google Sans Medium" w:eastAsia="Google Sans Medium" w:hAnsi="Google Sans Medium"/>
-          <w:color w:val="1f1f1f"/>
-          <w:rtl w:val="0"/>
-        </w:rPr>
-        <w:t>........................................................................</w:t>
-      </w:r>
-      <w:bookmarkEnd w:id="103"/>
+      <w:bookmarkStart w:id="1004" w:name="club_name"/>
+      <w:r>
+        <w:rPr>
+          <w:b/>
+        </w:rPr>
+      </w:r>
+      <w:bookmarkEnd w:id="1004"/>
     </w:p>
     <w:p>
       <w:pPr>
@@ -763,41 +573,13 @@
       </w:pPr>
       <w:r>
         <w:rPr>
-          <w:rFonts w:ascii="Google Sans Medium" w:cs="Google Sans Medium" w:eastAsia="Google Sans Medium" w:hAnsi="Google Sans Medium"/>
-          <w:color w:val="1f1f1f"/>
-          <w:rtl w:val="0"/>
+          <w:b/>
         </w:rPr>
         <w:t xml:space="preserve">Địa chỉ CLB: </w:t>
       </w:r>
-      <w:bookmarkStart w:id="104" w:name="club_address"/>
-      <w:r>
-        <w:rPr>
-          <w:rFonts w:ascii="Google Sans Medium" w:cs="Google Sans Medium" w:eastAsia="Google Sans Medium" w:hAnsi="Google Sans Medium"/>
-          <w:color w:val="1f1f1f"/>
-          <w:rtl w:val="0"/>
-        </w:rPr>
-        <w:t>..................................................................................................................</w:t>
-      </w:r>
-      <w:bookmarkEnd w:id="104"/>
-    </w:p>
-    <w:p>
-      <w:pPr>
-        <w:pBdr>
-          <w:top w:color="auto" w:space="0" w:sz="0" w:val="none"/>
-          <w:bottom w:color="auto" w:space="0" w:sz="0" w:val="none"/>
-          <w:right w:color="auto" w:space="0" w:sz="0" w:val="none"/>
-          <w:between w:color="auto" w:space="0" w:sz="0" w:val="none"/>
-        </w:pBdr>
-        <w:ind w:left="720" w:hanging="360"/>
-        <w:rPr>
-          <w:rFonts w:ascii="Google Sans Medium" w:cs="Google Sans Medium" w:eastAsia="Google Sans Medium" w:hAnsi="Google Sans Medium"/>
-        </w:rPr>
-      </w:pPr>
-      <w:r>
-        <w:rPr>
-          <w:rtl w:val="0"/>
-        </w:rPr>
-      </w:r>
+      <w:bookmarkStart w:id="1005" w:name="club_address"/>
+      <w:r/>
+      <w:bookmarkEnd w:id="1005"/>
     </w:p>
     <w:p>
       <w:pPr>
@@ -815,41 +597,13 @@
       </w:pPr>
       <w:r>
         <w:rPr>
-          <w:rFonts w:ascii="Google Sans Medium" w:cs="Google Sans Medium" w:eastAsia="Google Sans Medium" w:hAnsi="Google Sans Medium"/>
-          <w:color w:val="1f1f1f"/>
-          <w:rtl w:val="0"/>
+          <w:b/>
         </w:rPr>
         <w:t xml:space="preserve">Mã số thuế/CCCD: </w:t>
       </w:r>
-      <w:bookmarkStart w:id="105" w:name="tax_id"/>
-      <w:r>
-        <w:rPr>
-          <w:rFonts w:ascii="Google Sans Medium" w:cs="Google Sans Medium" w:eastAsia="Google Sans Medium" w:hAnsi="Google Sans Medium"/>
-          <w:color w:val="1f1f1f"/>
-          <w:rtl w:val="0"/>
-        </w:rPr>
-        <w:t>........................................................................................................</w:t>
-      </w:r>
-      <w:bookmarkEnd w:id="105"/>
-    </w:p>
-    <w:p>
-      <w:pPr>
-        <w:pBdr>
-          <w:top w:color="auto" w:space="0" w:sz="0" w:val="none"/>
-          <w:bottom w:color="auto" w:space="0" w:sz="0" w:val="none"/>
-          <w:right w:color="auto" w:space="0" w:sz="0" w:val="none"/>
-          <w:between w:color="auto" w:space="0" w:sz="0" w:val="none"/>
-        </w:pBdr>
-        <w:ind w:left="720" w:hanging="360"/>
-        <w:rPr>
-          <w:rFonts w:ascii="Google Sans Medium" w:cs="Google Sans Medium" w:eastAsia="Google Sans Medium" w:hAnsi="Google Sans Medium"/>
-        </w:rPr>
-      </w:pPr>
-      <w:r>
-        <w:rPr>
-          <w:rtl w:val="0"/>
-        </w:rPr>
-      </w:r>
+      <w:bookmarkStart w:id="1006" w:name="tax_id"/>
+      <w:r/>
+      <w:bookmarkEnd w:id="1006"/>
     </w:p>
     <w:p>
       <w:pPr>
@@ -867,59 +621,25 @@
       </w:pPr>
       <w:r>
         <w:rPr>
-          <w:rFonts w:ascii="Google Sans Medium" w:cs="Google Sans Medium" w:eastAsia="Google Sans Medium" w:hAnsi="Google Sans Medium"/>
-          <w:color w:val="1f1f1f"/>
-          <w:rtl w:val="0"/>
+          <w:b/>
         </w:rPr>
         <w:t xml:space="preserve">Điện thoại: </w:t>
       </w:r>
-      <w:bookmarkStart w:id="106" w:name="customer_phone"/>
-      <w:r>
-        <w:rPr>
-          <w:rFonts w:ascii="Google Sans Medium" w:cs="Google Sans Medium" w:eastAsia="Google Sans Medium" w:hAnsi="Google Sans Medium"/>
-          <w:color w:val="1f1f1f"/>
-          <w:rtl w:val="0"/>
-        </w:rPr>
-        <w:t>...........................................................</w:t>
-      </w:r>
-      <w:bookmarkEnd w:id="106"/>
-      <w:r>
-        <w:rPr>
-          <w:rFonts w:ascii="Google Sans Medium" w:cs="Google Sans Medium" w:eastAsia="Google Sans Medium" w:hAnsi="Google Sans Medium"/>
-          <w:color w:val="1f1f1f"/>
-          <w:rtl w:val="0"/>
-        </w:rPr>
-        <w:t xml:space="preserve"> Email: </w:t>
-      </w:r>
-      <w:bookmarkStart w:id="107" w:name="customer_email"/>
-      <w:r>
-        <w:rPr>
-          <w:rFonts w:ascii="Google Sans Medium" w:cs="Google Sans Medium" w:eastAsia="Google Sans Medium" w:hAnsi="Google Sans Medium"/>
-          <w:color w:val="1f1f1f"/>
-          <w:rtl w:val="0"/>
-        </w:rPr>
-        <w:t>..........................................</w:t>
-      </w:r>
-      <w:bookmarkEnd w:id="107"/>
-    </w:p>
-    <w:p>
-      <w:pPr>
-        <w:pBdr>
-          <w:top w:color="auto" w:space="0" w:sz="0" w:val="none"/>
-          <w:bottom w:color="auto" w:space="0" w:sz="0" w:val="none"/>
-          <w:right w:color="auto" w:space="0" w:sz="0" w:val="none"/>
-          <w:between w:color="auto" w:space="0" w:sz="0" w:val="none"/>
-        </w:pBdr>
-        <w:ind w:left="720" w:hanging="360"/>
-        <w:rPr>
-          <w:rFonts w:ascii="Google Sans Medium" w:cs="Google Sans Medium" w:eastAsia="Google Sans Medium" w:hAnsi="Google Sans Medium"/>
-        </w:rPr>
-      </w:pPr>
-      <w:r>
-        <w:rPr>
-          <w:rtl w:val="0"/>
-        </w:rPr>
-      </w:r>
+      <w:bookmarkStart w:id="1007" w:name="customer_phone"/>
+      <w:r/>
+      <w:bookmarkEnd w:id="1007"/>
+      <w:r>
+        <w:t xml:space="preserve">   </w:t>
+      </w:r>
+      <w:r>
+        <w:rPr>
+          <w:b/>
+        </w:rPr>
+        <w:t xml:space="preserve">Email: </w:t>
+      </w:r>
+      <w:bookmarkStart w:id="1008" w:name="customer_email"/>
+      <w:r/>
+      <w:bookmarkEnd w:id="1008"/>
     </w:p>
     <w:p>
       <w:pPr>
@@ -937,59 +657,25 @@
       </w:pPr>
       <w:r>
         <w:rPr>
-          <w:rFonts w:ascii="Google Sans Medium" w:cs="Google Sans Medium" w:eastAsia="Google Sans Medium" w:hAnsi="Google Sans Medium"/>
-          <w:color w:val="1f1f1f"/>
-          <w:rtl w:val="0"/>
+          <w:b/>
         </w:rPr>
         <w:t xml:space="preserve">Người đại diện: Ông/Bà </w:t>
       </w:r>
-      <w:bookmarkStart w:id="108" w:name="representative_name"/>
-      <w:r>
-        <w:rPr>
-          <w:rFonts w:ascii="Google Sans Medium" w:cs="Google Sans Medium" w:eastAsia="Google Sans Medium" w:hAnsi="Google Sans Medium"/>
-          <w:color w:val="1f1f1f"/>
-          <w:rtl w:val="0"/>
-        </w:rPr>
-        <w:t>....................................................</w:t>
-      </w:r>
-      <w:bookmarkEnd w:id="108"/>
-      <w:r>
-        <w:rPr>
-          <w:rFonts w:ascii="Google Sans Medium" w:cs="Google Sans Medium" w:eastAsia="Google Sans Medium" w:hAnsi="Google Sans Medium"/>
-          <w:color w:val="1f1f1f"/>
-          <w:rtl w:val="0"/>
-        </w:rPr>
-        <w:t xml:space="preserve"> Chức vụ: </w:t>
-      </w:r>
-      <w:bookmarkStart w:id="109" w:name="representative_title"/>
-      <w:r>
-        <w:rPr>
-          <w:rFonts w:ascii="Google Sans Medium" w:cs="Google Sans Medium" w:eastAsia="Google Sans Medium" w:hAnsi="Google Sans Medium"/>
-          <w:color w:val="1f1f1f"/>
-          <w:rtl w:val="0"/>
-        </w:rPr>
-        <w:t>............................</w:t>
-      </w:r>
-      <w:bookmarkEnd w:id="109"/>
-    </w:p>
-    <w:p>
-      <w:pPr>
-        <w:pBdr>
-          <w:top w:color="auto" w:space="0" w:sz="0" w:val="none"/>
-          <w:bottom w:color="auto" w:space="0" w:sz="0" w:val="none"/>
-          <w:right w:color="auto" w:space="0" w:sz="0" w:val="none"/>
-          <w:between w:color="auto" w:space="0" w:sz="0" w:val="none"/>
-        </w:pBdr>
-        <w:ind w:left="720" w:hanging="360"/>
-        <w:rPr>
-          <w:rFonts w:ascii="Google Sans Medium" w:cs="Google Sans Medium" w:eastAsia="Google Sans Medium" w:hAnsi="Google Sans Medium"/>
-        </w:rPr>
-      </w:pPr>
-      <w:r>
-        <w:rPr>
-          <w:rtl w:val="0"/>
-        </w:rPr>
-      </w:r>
+      <w:bookmarkStart w:id="1009" w:name="representative_name"/>
+      <w:r/>
+      <w:bookmarkEnd w:id="1009"/>
+      <w:r>
+        <w:t xml:space="preserve">   </w:t>
+      </w:r>
+      <w:r>
+        <w:rPr>
+          <w:b/>
+        </w:rPr>
+        <w:t xml:space="preserve">Chức vụ: </w:t>
+      </w:r>
+      <w:bookmarkStart w:id="1010" w:name="representative_title"/>
+      <w:r/>
+      <w:bookmarkEnd w:id="1010"/>
     </w:p>
     <w:p>
       <w:pPr>
@@ -1098,41 +784,16 @@
       </w:pPr>
       <w:r>
         <w:rPr>
-          <w:rFonts w:ascii="Google Sans Medium" w:cs="Google Sans Medium" w:eastAsia="Google Sans Medium" w:hAnsi="Google Sans Medium"/>
-          <w:color w:val="1f1f1f"/>
-          <w:rtl w:val="0"/>
+          <w:b/>
         </w:rPr>
         <w:t xml:space="preserve">Loại gậy: </w:t>
       </w:r>
-      <w:bookmarkStart w:id="110" w:name="cue_types"/>
-      <w:r>
-        <w:rPr>
-          <w:rFonts w:ascii="Google Sans Medium" w:cs="Google Sans Medium" w:eastAsia="Google Sans Medium" w:hAnsi="Google Sans Medium"/>
-          <w:color w:val="1f1f1f"/>
-          <w:rtl w:val="0"/>
-        </w:rPr>
-        <w:t>CLB R68 / CLB R88</w:t>
-      </w:r>
-      <w:bookmarkEnd w:id="110"/>
-    </w:p>
-    <w:p>
-      <w:pPr>
-        <w:pBdr>
-          <w:top w:color="auto" w:space="0" w:sz="0" w:val="none"/>
-          <w:bottom w:color="auto" w:space="0" w:sz="0" w:val="none"/>
-          <w:right w:color="auto" w:space="0" w:sz="0" w:val="none"/>
-          <w:between w:color="auto" w:space="0" w:sz="0" w:val="none"/>
-        </w:pBdr>
-        <w:ind w:left="720" w:hanging="360"/>
-        <w:rPr>
-          <w:rFonts w:ascii="Google Sans Medium" w:cs="Google Sans Medium" w:eastAsia="Google Sans Medium" w:hAnsi="Google Sans Medium"/>
-        </w:rPr>
-      </w:pPr>
-      <w:r>
-        <w:rPr>
-          <w:rtl w:val="0"/>
-        </w:rPr>
-      </w:r>
+      <w:r>
+        <w:t xml:space="preserve">CLB </w:t>
+      </w:r>
+      <w:bookmarkStart w:id="1011" w:name="cue_types"/>
+      <w:r/>
+      <w:bookmarkEnd w:id="1011"/>
     </w:p>
     <w:p>
       <w:pPr>
@@ -1150,52 +811,19 @@
       </w:pPr>
       <w:r>
         <w:rPr>
-          <w:rFonts w:ascii="Google Sans Medium" w:cs="Google Sans Medium" w:eastAsia="Google Sans Medium" w:hAnsi="Google Sans Medium"/>
-          <w:color w:val="1f1f1f"/>
-          <w:rtl w:val="0"/>
+          <w:b/>
         </w:rPr>
         <w:t xml:space="preserve">Số lượng gậy tính phí: </w:t>
       </w:r>
-      <w:bookmarkStart w:id="111" w:name="paid_qty"/>
-      <w:r>
-        <w:rPr>
-          <w:rFonts w:ascii="Google Sans Medium" w:cs="Google Sans Medium" w:eastAsia="Google Sans Medium" w:hAnsi="Google Sans Medium"/>
-          <w:color w:val="1f1f1f"/>
-          <w:rtl w:val="0"/>
-        </w:rPr>
-        <w:t>........................</w:t>
-      </w:r>
-      <w:bookmarkEnd w:id="111"/>
-      <w:r>
-        <w:rPr>
-          <w:rFonts w:ascii="Google Sans Medium" w:cs="Google Sans Medium" w:eastAsia="Google Sans Medium" w:hAnsi="Google Sans Medium"/>
-          <w:color w:val="1f1f1f"/>
-          <w:rtl w:val="0"/>
-        </w:rPr>
+      <w:bookmarkStart w:id="1012" w:name="paid_qty"/>
+      <w:r/>
+      <w:bookmarkEnd w:id="1012"/>
+      <w:r>
         <w:t xml:space="preserve"> cây.</w:t>
       </w:r>
     </w:p>
     <w:p>
       <w:pPr>
-        <w:pBdr>
-          <w:top w:color="auto" w:space="0" w:sz="0" w:val="none"/>
-          <w:bottom w:color="auto" w:space="0" w:sz="0" w:val="none"/>
-          <w:right w:color="auto" w:space="0" w:sz="0" w:val="none"/>
-          <w:between w:color="auto" w:space="0" w:sz="0" w:val="none"/>
-        </w:pBdr>
-        <w:ind w:left="720" w:hanging="360"/>
-        <w:rPr>
-          <w:rFonts w:ascii="Google Sans Medium" w:cs="Google Sans Medium" w:eastAsia="Google Sans Medium" w:hAnsi="Google Sans Medium"/>
-        </w:rPr>
-      </w:pPr>
-      <w:r>
-        <w:rPr>
-          <w:rtl w:val="0"/>
-        </w:rPr>
-      </w:r>
-    </w:p>
-    <w:p>
-      <w:pPr>
         <w:numPr>
           <w:ilvl w:val="0"/>
           <w:numId w:val="5"/>
@@ -1210,88 +838,31 @@
       </w:pPr>
       <w:r>
         <w:rPr>
-          <w:rFonts w:ascii="Google Sans Medium" w:cs="Google Sans Medium" w:eastAsia="Google Sans Medium" w:hAnsi="Google Sans Medium"/>
-          <w:color w:val="1f1f1f"/>
-          <w:rtl w:val="0"/>
+          <w:b/>
         </w:rPr>
         <w:t xml:space="preserve">Kỳ hạn thuê: </w:t>
       </w:r>
-      <w:bookmarkStart w:id="112" w:name="total_use_months"/>
-      <w:r>
-        <w:rPr>
-          <w:rFonts w:ascii="Google Sans Medium" w:cs="Google Sans Medium" w:eastAsia="Google Sans Medium" w:hAnsi="Google Sans Medium"/>
-          <w:color w:val="1f1f1f"/>
-          <w:rtl w:val="0"/>
-        </w:rPr>
-        <w:t>...........</w:t>
-      </w:r>
-      <w:bookmarkEnd w:id="112"/>
-      <w:r>
-        <w:rPr>
-          <w:rFonts w:ascii="Google Sans Medium" w:cs="Google Sans Medium" w:eastAsia="Google Sans Medium" w:hAnsi="Google Sans Medium"/>
-          <w:color w:val="1f1f1f"/>
-          <w:rtl w:val="0"/>
-        </w:rPr>
+      <w:bookmarkStart w:id="1013" w:name="total_use_months"/>
+      <w:r/>
+      <w:bookmarkEnd w:id="1013"/>
+      <w:r>
         <w:t xml:space="preserve"> tháng (Từ ngày </w:t>
       </w:r>
-      <w:bookmarkStart w:id="113" w:name="rental_start_date"/>
-      <w:r>
-        <w:rPr>
-          <w:rFonts w:ascii="Google Sans Medium" w:cs="Google Sans Medium" w:eastAsia="Google Sans Medium" w:hAnsi="Google Sans Medium"/>
-          <w:color w:val="1f1f1f"/>
-          <w:rtl w:val="0"/>
-        </w:rPr>
-        <w:t>...../...../202...</w:t>
-      </w:r>
-      <w:bookmarkEnd w:id="113"/>
-      <w:r>
-        <w:rPr>
-          <w:rFonts w:ascii="Google Sans Medium" w:cs="Google Sans Medium" w:eastAsia="Google Sans Medium" w:hAnsi="Google Sans Medium"/>
-          <w:color w:val="1f1f1f"/>
-          <w:rtl w:val="0"/>
-        </w:rPr>
+      <w:bookmarkStart w:id="1014" w:name="rental_start_date"/>
+      <w:r/>
+      <w:bookmarkEnd w:id="1014"/>
+      <w:r>
         <w:t xml:space="preserve"> đến ngày </w:t>
       </w:r>
-      <w:bookmarkStart w:id="114" w:name="rental_end_date"/>
-      <w:r>
-        <w:rPr>
-          <w:rFonts w:ascii="Google Sans Medium" w:cs="Google Sans Medium" w:eastAsia="Google Sans Medium" w:hAnsi="Google Sans Medium"/>
-          <w:color w:val="1f1f1f"/>
-          <w:rtl w:val="0"/>
-        </w:rPr>
-        <w:t>...../...../202...</w:t>
-      </w:r>
-      <w:bookmarkEnd w:id="114"/>
-      <w:r>
-        <w:rPr>
-          <w:rFonts w:ascii="Google Sans Medium" w:cs="Google Sans Medium" w:eastAsia="Google Sans Medium" w:hAnsi="Google Sans Medium"/>
-          <w:color w:val="1f1f1f"/>
-          <w:rtl w:val="0"/>
-        </w:rPr>
+      <w:bookmarkStart w:id="1015" w:name="rental_end_date"/>
+      <w:r/>
+      <w:bookmarkEnd w:id="1015"/>
+      <w:r>
         <w:t>).</w:t>
       </w:r>
     </w:p>
     <w:p>
       <w:pPr>
-        <w:pBdr>
-          <w:top w:color="auto" w:space="0" w:sz="0" w:val="none"/>
-          <w:bottom w:color="auto" w:space="0" w:sz="0" w:val="none"/>
-          <w:right w:color="auto" w:space="0" w:sz="0" w:val="none"/>
-          <w:between w:color="auto" w:space="0" w:sz="0" w:val="none"/>
-        </w:pBdr>
-        <w:ind w:left="720" w:hanging="360"/>
-        <w:rPr>
-          <w:rFonts w:ascii="Google Sans Medium" w:cs="Google Sans Medium" w:eastAsia="Google Sans Medium" w:hAnsi="Google Sans Medium"/>
-        </w:rPr>
-      </w:pPr>
-      <w:r>
-        <w:rPr>
-          <w:rtl w:val="0"/>
-        </w:rPr>
-      </w:r>
-    </w:p>
-    <w:p>
-      <w:pPr>
         <w:numPr>
           <w:ilvl w:val="0"/>
           <w:numId w:val="5"/>
@@ -1314,28 +885,6 @@
           <w:rtl w:val="0"/>
         </w:rPr>
         <w:t xml:space="preserve">Hình thức gói thuê (Chọn 1 trong 2):</w:t>
-      </w:r>
-    </w:p>
-    <w:p>
-      <w:pPr>
-        <w:pBdr>
-          <w:top w:color="auto" w:space="0" w:sz="0" w:val="none"/>
-          <w:bottom w:color="auto" w:space="0" w:sz="0" w:val="none"/>
-          <w:right w:color="auto" w:space="0" w:sz="0" w:val="none"/>
-          <w:between w:color="auto" w:space="0" w:sz="0" w:val="none"/>
-        </w:pBdr>
-        <w:ind w:left="720" w:hanging="360"/>
-        <w:rPr>
-          <w:rFonts w:ascii="Google Sans Medium" w:cs="Google Sans Medium" w:eastAsia="Google Sans Medium" w:hAnsi="Google Sans Medium"/>
-        </w:rPr>
-      </w:pPr>
-      <w:r>
-        <w:rPr>
-          <w:rFonts w:ascii="Google Sans Medium" w:cs="Google Sans Medium" w:eastAsia="Google Sans Medium" w:hAnsi="Google Sans Medium"/>
-          <w:color w:val="1f1f1f"/>
-          <w:rtl w:val="0"/>
-        </w:rPr>
-        <w:br w:type="textWrapping"/>
       </w:r>
     </w:p>
     <w:p>
@@ -1352,42 +901,11 @@
         </w:pBdr>
         <w:ind w:left="1440" w:hanging="360"/>
       </w:pPr>
-      <w:bookmarkStart w:id="115" w:name="prepaid_box"/>
-      <w:r>
-        <w:rPr>
-          <w:rFonts w:ascii="Google Sans Medium" w:cs="Google Sans Medium" w:eastAsia="Google Sans Medium" w:hAnsi="Google Sans Medium"/>
-          <w:color w:val="1f1f1f"/>
-          <w:rtl w:val="0"/>
-        </w:rPr>
-        <w:t>[ ]</w:t>
-      </w:r>
-      <w:bookmarkEnd w:id="115"/>
-      <w:r>
-        <w:rPr>
-          <w:rFonts w:ascii="Google Sans Medium" w:cs="Google Sans Medium" w:eastAsia="Google Sans Medium" w:hAnsi="Google Sans Medium"/>
-          <w:color w:val="1f1f1f"/>
-          <w:rtl w:val="0"/>
-        </w:rPr>
+      <w:bookmarkStart w:id="1016" w:name="prepaid_box"/>
+      <w:r/>
+      <w:bookmarkEnd w:id="1016"/>
+      <w:r>
         <w:t xml:space="preserve"> Gói trả trước (3, 6, 12 tháng): Tặng kèm 20% gậy dự phòng (không tính phí). Không cần đặt cọc. (Đối với gói 6 tháng: Tặng tháng thứ 7; Gói 12 tháng: Tặng tháng thứ 13 và 14).</w:t>
-      </w:r>
-    </w:p>
-    <w:p>
-      <w:pPr>
-        <w:pBdr>
-          <w:top w:color="auto" w:space="0" w:sz="0" w:val="none"/>
-          <w:bottom w:color="auto" w:space="0" w:sz="0" w:val="none"/>
-          <w:right w:color="auto" w:space="0" w:sz="0" w:val="none"/>
-          <w:between w:color="auto" w:space="0" w:sz="0" w:val="none"/>
-        </w:pBdr>
-        <w:ind w:left="1440" w:hanging="360"/>
-        <w:rPr>
-          <w:rFonts w:ascii="Google Sans Medium" w:cs="Google Sans Medium" w:eastAsia="Google Sans Medium" w:hAnsi="Google Sans Medium"/>
-        </w:rPr>
-      </w:pPr>
-      <w:r>
-        <w:rPr>
-          <w:rtl w:val="0"/>
-        </w:rPr>
       </w:r>
     </w:p>
     <w:p>
@@ -1404,46 +922,15 @@
         </w:pBdr>
         <w:ind w:left="1440" w:hanging="360"/>
       </w:pPr>
-      <w:bookmarkStart w:id="116" w:name="flexible_box"/>
-      <w:r>
-        <w:rPr>
-          <w:rFonts w:ascii="Google Sans Medium" w:cs="Google Sans Medium" w:eastAsia="Google Sans Medium" w:hAnsi="Google Sans Medium"/>
-          <w:color w:val="1f1f1f"/>
-          <w:rtl w:val="0"/>
-        </w:rPr>
-        <w:t>[ ]</w:t>
-      </w:r>
-      <w:bookmarkEnd w:id="116"/>
-      <w:r>
-        <w:rPr>
-          <w:rFonts w:ascii="Google Sans Medium" w:cs="Google Sans Medium" w:eastAsia="Google Sans Medium" w:hAnsi="Google Sans Medium"/>
-          <w:color w:val="1f1f1f"/>
-          <w:rtl w:val="0"/>
-        </w:rPr>
+      <w:bookmarkStart w:id="1017" w:name="flexible_box"/>
+      <w:r/>
+      <w:bookmarkEnd w:id="1017"/>
+      <w:r>
         <w:t xml:space="preserve"> Gói linh hoạt (1, 2 tháng): Tặng kèm 10% gậy dự phòng (không tính phí). Phải đóng tiền cọc (Tiền cọc = Tổng thanh toán theo giá trị gói 3 tháng cùng số lượng trừ đi Tiền thuê).</w:t>
       </w:r>
     </w:p>
     <w:p>
       <w:pPr>
-        <w:pBdr>
-          <w:top w:color="auto" w:space="0" w:sz="0" w:val="none"/>
-          <w:bottom w:color="auto" w:space="0" w:sz="0" w:val="none"/>
-          <w:right w:color="auto" w:space="0" w:sz="0" w:val="none"/>
-          <w:between w:color="auto" w:space="0" w:sz="0" w:val="none"/>
-        </w:pBdr>
-        <w:ind w:left="1440" w:hanging="360"/>
-        <w:rPr>
-          <w:rFonts w:ascii="Google Sans Medium" w:cs="Google Sans Medium" w:eastAsia="Google Sans Medium" w:hAnsi="Google Sans Medium"/>
-        </w:rPr>
-      </w:pPr>
-      <w:r>
-        <w:rPr>
-          <w:rtl w:val="0"/>
-        </w:rPr>
-      </w:r>
-    </w:p>
-    <w:p>
-      <w:pPr>
         <w:numPr>
           <w:ilvl w:val="0"/>
           <w:numId w:val="5"/>
@@ -1458,52 +945,19 @@
       </w:pPr>
       <w:r>
         <w:rPr>
-          <w:rFonts w:ascii="Google Sans Medium" w:cs="Google Sans Medium" w:eastAsia="Google Sans Medium" w:hAnsi="Google Sans Medium"/>
-          <w:color w:val="1f1f1f"/>
-          <w:rtl w:val="0"/>
+          <w:b/>
         </w:rPr>
         <w:t xml:space="preserve">Số lượng gậy dự phòng (Miễn phí): </w:t>
       </w:r>
-      <w:bookmarkStart w:id="117" w:name="backup_qty"/>
-      <w:r>
-        <w:rPr>
-          <w:rFonts w:ascii="Google Sans Medium" w:cs="Google Sans Medium" w:eastAsia="Google Sans Medium" w:hAnsi="Google Sans Medium"/>
-          <w:color w:val="1f1f1f"/>
-          <w:rtl w:val="0"/>
-        </w:rPr>
-        <w:t>........................</w:t>
-      </w:r>
-      <w:bookmarkEnd w:id="117"/>
-      <w:r>
-        <w:rPr>
-          <w:rFonts w:ascii="Google Sans Medium" w:cs="Google Sans Medium" w:eastAsia="Google Sans Medium" w:hAnsi="Google Sans Medium"/>
-          <w:color w:val="1f1f1f"/>
-          <w:rtl w:val="0"/>
-        </w:rPr>
+      <w:bookmarkStart w:id="1018" w:name="backup_qty"/>
+      <w:r/>
+      <w:bookmarkEnd w:id="1018"/>
+      <w:r>
         <w:t xml:space="preserve"> cây.</w:t>
       </w:r>
     </w:p>
     <w:p>
       <w:pPr>
-        <w:pBdr>
-          <w:top w:color="auto" w:space="0" w:sz="0" w:val="none"/>
-          <w:bottom w:color="auto" w:space="0" w:sz="0" w:val="none"/>
-          <w:right w:color="auto" w:space="0" w:sz="0" w:val="none"/>
-          <w:between w:color="auto" w:space="0" w:sz="0" w:val="none"/>
-        </w:pBdr>
-        <w:ind w:left="720" w:hanging="360"/>
-        <w:rPr>
-          <w:rFonts w:ascii="Google Sans Medium" w:cs="Google Sans Medium" w:eastAsia="Google Sans Medium" w:hAnsi="Google Sans Medium"/>
-        </w:rPr>
-      </w:pPr>
-      <w:r>
-        <w:rPr>
-          <w:rtl w:val="0"/>
-        </w:rPr>
-      </w:r>
-    </w:p>
-    <w:p>
-      <w:pPr>
         <w:numPr>
           <w:ilvl w:val="0"/>
           <w:numId w:val="5"/>
@@ -1518,48 +972,15 @@
       </w:pPr>
       <w:r>
         <w:rPr>
-          <w:rFonts w:ascii="Google Sans Medium" w:cs="Google Sans Medium" w:eastAsia="Google Sans Medium" w:hAnsi="Google Sans Medium"/>
-          <w:color w:val="1f1f1f"/>
-          <w:rtl w:val="0"/>
+          <w:b/>
         </w:rPr>
         <w:t xml:space="preserve">Tổng số gậy Bên A bàn giao cho Bên B: </w:t>
       </w:r>
-      <w:bookmarkStart w:id="118" w:name="total_qty"/>
-      <w:r>
-        <w:rPr>
-          <w:rFonts w:ascii="Google Sans Medium" w:cs="Google Sans Medium" w:eastAsia="Google Sans Medium" w:hAnsi="Google Sans Medium"/>
-          <w:color w:val="1f1f1f"/>
-          <w:rtl w:val="0"/>
-        </w:rPr>
-        <w:t>........................</w:t>
-      </w:r>
-      <w:bookmarkEnd w:id="118"/>
-      <w:r>
-        <w:rPr>
-          <w:rFonts w:ascii="Google Sans Medium" w:cs="Google Sans Medium" w:eastAsia="Google Sans Medium" w:hAnsi="Google Sans Medium"/>
-          <w:color w:val="1f1f1f"/>
-          <w:rtl w:val="0"/>
-        </w:rPr>
+      <w:bookmarkStart w:id="1019" w:name="total_qty"/>
+      <w:r/>
+      <w:bookmarkEnd w:id="1019"/>
+      <w:r>
         <w:t xml:space="preserve"> cây.</w:t>
-      </w:r>
-    </w:p>
-    <w:p>
-      <w:pPr>
-        <w:pBdr>
-          <w:top w:color="auto" w:space="0" w:sz="0" w:val="none"/>
-          <w:bottom w:color="auto" w:space="0" w:sz="0" w:val="none"/>
-          <w:right w:color="auto" w:space="0" w:sz="0" w:val="none"/>
-          <w:between w:color="auto" w:space="0" w:sz="0" w:val="none"/>
-        </w:pBdr>
-        <w:ind w:left="720" w:hanging="360"/>
-        <w:rPr>
-          <w:rFonts w:ascii="Google Sans Medium" w:cs="Google Sans Medium" w:eastAsia="Google Sans Medium" w:hAnsi="Google Sans Medium"/>
-        </w:rPr>
-      </w:pPr>
-      <w:r>
-        <w:rPr>
-          <w:rtl w:val="0"/>
-        </w:rPr>
       </w:r>
     </w:p>
     <w:p>
@@ -1640,52 +1061,19 @@
       </w:pPr>
       <w:r>
         <w:rPr>
-          <w:rFonts w:ascii="Google Sans Medium" w:cs="Google Sans Medium" w:eastAsia="Google Sans Medium" w:hAnsi="Google Sans Medium"/>
-          <w:color w:val="1f1f1f"/>
-          <w:rtl w:val="0"/>
+          <w:b/>
         </w:rPr>
         <w:t xml:space="preserve">Đơn giá thuê: </w:t>
       </w:r>
-      <w:bookmarkStart w:id="119" w:name="unit_price"/>
-      <w:r>
-        <w:rPr>
-          <w:rFonts w:ascii="Google Sans Medium" w:cs="Google Sans Medium" w:eastAsia="Google Sans Medium" w:hAnsi="Google Sans Medium"/>
-          <w:color w:val="1f1f1f"/>
-          <w:rtl w:val="0"/>
-        </w:rPr>
-        <w:t>..........................</w:t>
-      </w:r>
-      <w:bookmarkEnd w:id="119"/>
-      <w:r>
-        <w:rPr>
-          <w:rFonts w:ascii="Google Sans Medium" w:cs="Google Sans Medium" w:eastAsia="Google Sans Medium" w:hAnsi="Google Sans Medium"/>
-          <w:color w:val="1f1f1f"/>
-          <w:rtl w:val="0"/>
-        </w:rPr>
+      <w:bookmarkStart w:id="1020" w:name="unit_price"/>
+      <w:r/>
+      <w:bookmarkEnd w:id="1020"/>
+      <w:r>
         <w:t xml:space="preserve"> VNĐ/gậy/tháng.</w:t>
       </w:r>
     </w:p>
     <w:p>
       <w:pPr>
-        <w:pBdr>
-          <w:top w:color="auto" w:space="0" w:sz="0" w:val="none"/>
-          <w:bottom w:color="auto" w:space="0" w:sz="0" w:val="none"/>
-          <w:right w:color="auto" w:space="0" w:sz="0" w:val="none"/>
-          <w:between w:color="auto" w:space="0" w:sz="0" w:val="none"/>
-        </w:pBdr>
-        <w:ind w:left="720" w:hanging="360"/>
-        <w:rPr>
-          <w:rFonts w:ascii="Google Sans Medium" w:cs="Google Sans Medium" w:eastAsia="Google Sans Medium" w:hAnsi="Google Sans Medium"/>
-        </w:rPr>
-      </w:pPr>
-      <w:r>
-        <w:rPr>
-          <w:rtl w:val="0"/>
-        </w:rPr>
-      </w:r>
-    </w:p>
-    <w:p>
-      <w:pPr>
         <w:numPr>
           <w:ilvl w:val="0"/>
           <w:numId w:val="4"/>
@@ -1700,52 +1088,19 @@
       </w:pPr>
       <w:r>
         <w:rPr>
-          <w:rFonts w:ascii="Google Sans Medium" w:cs="Google Sans Medium" w:eastAsia="Google Sans Medium" w:hAnsi="Google Sans Medium"/>
-          <w:color w:val="1f1f1f"/>
-          <w:rtl w:val="0"/>
+          <w:b/>
         </w:rPr>
         <w:t xml:space="preserve">Tổng tiền thuê trong kỳ hạn: </w:t>
       </w:r>
-      <w:bookmarkStart w:id="120" w:name="rent_total"/>
-      <w:r>
-        <w:rPr>
-          <w:rFonts w:ascii="Google Sans Medium" w:cs="Google Sans Medium" w:eastAsia="Google Sans Medium" w:hAnsi="Google Sans Medium"/>
-          <w:color w:val="1f1f1f"/>
-          <w:rtl w:val="0"/>
-        </w:rPr>
-        <w:t>........................................</w:t>
-      </w:r>
-      <w:bookmarkEnd w:id="120"/>
-      <w:r>
-        <w:rPr>
-          <w:rFonts w:ascii="Google Sans Medium" w:cs="Google Sans Medium" w:eastAsia="Google Sans Medium" w:hAnsi="Google Sans Medium"/>
-          <w:color w:val="1f1f1f"/>
-          <w:rtl w:val="0"/>
-        </w:rPr>
+      <w:bookmarkStart w:id="1021" w:name="rent_total"/>
+      <w:r/>
+      <w:bookmarkEnd w:id="1021"/>
+      <w:r>
         <w:t xml:space="preserve"> VNĐ.</w:t>
       </w:r>
     </w:p>
     <w:p>
       <w:pPr>
-        <w:pBdr>
-          <w:top w:color="auto" w:space="0" w:sz="0" w:val="none"/>
-          <w:bottom w:color="auto" w:space="0" w:sz="0" w:val="none"/>
-          <w:right w:color="auto" w:space="0" w:sz="0" w:val="none"/>
-          <w:between w:color="auto" w:space="0" w:sz="0" w:val="none"/>
-        </w:pBdr>
-        <w:ind w:left="720" w:hanging="360"/>
-        <w:rPr>
-          <w:rFonts w:ascii="Google Sans Medium" w:cs="Google Sans Medium" w:eastAsia="Google Sans Medium" w:hAnsi="Google Sans Medium"/>
-        </w:rPr>
-      </w:pPr>
-      <w:r>
-        <w:rPr>
-          <w:rtl w:val="0"/>
-        </w:rPr>
-      </w:r>
-    </w:p>
-    <w:p>
-      <w:pPr>
         <w:numPr>
           <w:ilvl w:val="0"/>
           <w:numId w:val="4"/>
@@ -1760,52 +1115,19 @@
       </w:pPr>
       <w:r>
         <w:rPr>
-          <w:rFonts w:ascii="Google Sans Medium" w:cs="Google Sans Medium" w:eastAsia="Google Sans Medium" w:hAnsi="Google Sans Medium"/>
-          <w:color w:val="1f1f1f"/>
-          <w:rtl w:val="0"/>
+          <w:b/>
         </w:rPr>
         <w:t xml:space="preserve">Tiền đặt cọc (Nếu áp dụng gói 1-2 tháng): </w:t>
       </w:r>
-      <w:bookmarkStart w:id="121" w:name="deposit_amount"/>
-      <w:r>
-        <w:rPr>
-          <w:rFonts w:ascii="Google Sans Medium" w:cs="Google Sans Medium" w:eastAsia="Google Sans Medium" w:hAnsi="Google Sans Medium"/>
-          <w:color w:val="1f1f1f"/>
-          <w:rtl w:val="0"/>
-        </w:rPr>
-        <w:t>........................................</w:t>
-      </w:r>
-      <w:bookmarkEnd w:id="121"/>
-      <w:r>
-        <w:rPr>
-          <w:rFonts w:ascii="Google Sans Medium" w:cs="Google Sans Medium" w:eastAsia="Google Sans Medium" w:hAnsi="Google Sans Medium"/>
-          <w:color w:val="1f1f1f"/>
-          <w:rtl w:val="0"/>
-        </w:rPr>
+      <w:bookmarkStart w:id="1022" w:name="deposit_amount"/>
+      <w:r/>
+      <w:bookmarkEnd w:id="1022"/>
+      <w:r>
         <w:t xml:space="preserve"> VNĐ.</w:t>
       </w:r>
     </w:p>
     <w:p>
       <w:pPr>
-        <w:pBdr>
-          <w:top w:color="auto" w:space="0" w:sz="0" w:val="none"/>
-          <w:bottom w:color="auto" w:space="0" w:sz="0" w:val="none"/>
-          <w:right w:color="auto" w:space="0" w:sz="0" w:val="none"/>
-          <w:between w:color="auto" w:space="0" w:sz="0" w:val="none"/>
-        </w:pBdr>
-        <w:ind w:left="720" w:hanging="360"/>
-        <w:rPr>
-          <w:rFonts w:ascii="Google Sans Medium" w:cs="Google Sans Medium" w:eastAsia="Google Sans Medium" w:hAnsi="Google Sans Medium"/>
-        </w:rPr>
-      </w:pPr>
-      <w:r>
-        <w:rPr>
-          <w:rtl w:val="0"/>
-        </w:rPr>
-      </w:r>
-    </w:p>
-    <w:p>
-      <w:pPr>
         <w:numPr>
           <w:ilvl w:val="0"/>
           <w:numId w:val="4"/>
@@ -1820,70 +1142,29 @@
       </w:pPr>
       <w:r>
         <w:rPr>
-          <w:rFonts w:ascii="Google Sans Medium" w:cs="Google Sans Medium" w:eastAsia="Google Sans Medium" w:hAnsi="Google Sans Medium"/>
-          <w:color w:val="1f1f1f"/>
-          <w:rtl w:val="0"/>
+          <w:b/>
         </w:rPr>
         <w:t xml:space="preserve">TỔNG THANH TOÁN (Bao gồm VAT): </w:t>
       </w:r>
-      <w:bookmarkStart w:id="122" w:name="grand_total"/>
-      <w:r>
-        <w:rPr>
-          <w:rFonts w:ascii="Google Sans Medium" w:cs="Google Sans Medium" w:eastAsia="Google Sans Medium" w:hAnsi="Google Sans Medium"/>
-          <w:color w:val="1f1f1f"/>
-          <w:rtl w:val="0"/>
-        </w:rPr>
-        <w:t>........................................</w:t>
-      </w:r>
-      <w:bookmarkEnd w:id="122"/>
-      <w:r>
-        <w:rPr>
-          <w:rFonts w:ascii="Google Sans Medium" w:cs="Google Sans Medium" w:eastAsia="Google Sans Medium" w:hAnsi="Google Sans Medium"/>
-          <w:color w:val="1f1f1f"/>
-          <w:rtl w:val="0"/>
-        </w:rPr>
+      <w:bookmarkStart w:id="1023" w:name="grand_total"/>
+      <w:r>
+        <w:rPr>
+          <w:b/>
+        </w:rPr>
+      </w:r>
+      <w:bookmarkEnd w:id="1023"/>
+      <w:r>
         <w:t xml:space="preserve"> VNĐ (Bằng chữ: </w:t>
       </w:r>
-      <w:bookmarkStart w:id="123" w:name="grand_total_words"/>
-      <w:r>
-        <w:rPr>
-          <w:rFonts w:ascii="Google Sans Medium" w:cs="Google Sans Medium" w:eastAsia="Google Sans Medium" w:hAnsi="Google Sans Medium"/>
-          <w:color w:val="1f1f1f"/>
-          <w:rtl w:val="0"/>
-        </w:rPr>
-        <w:t>.....................................................................................................</w:t>
-      </w:r>
-      <w:bookmarkEnd w:id="123"/>
-      <w:r>
-        <w:rPr>
-          <w:rFonts w:ascii="Google Sans Medium" w:cs="Google Sans Medium" w:eastAsia="Google Sans Medium" w:hAnsi="Google Sans Medium"/>
-          <w:color w:val="1f1f1f"/>
-          <w:rtl w:val="0"/>
-        </w:rPr>
+      <w:bookmarkStart w:id="1024" w:name="grand_total_words"/>
+      <w:r/>
+      <w:bookmarkEnd w:id="1024"/>
+      <w:r>
         <w:t>)</w:t>
       </w:r>
     </w:p>
     <w:p>
       <w:pPr>
-        <w:pBdr>
-          <w:top w:color="auto" w:space="0" w:sz="0" w:val="none"/>
-          <w:bottom w:color="auto" w:space="0" w:sz="0" w:val="none"/>
-          <w:right w:color="auto" w:space="0" w:sz="0" w:val="none"/>
-          <w:between w:color="auto" w:space="0" w:sz="0" w:val="none"/>
-        </w:pBdr>
-        <w:ind w:left="720" w:hanging="360"/>
-        <w:rPr>
-          <w:rFonts w:ascii="Google Sans Medium" w:cs="Google Sans Medium" w:eastAsia="Google Sans Medium" w:hAnsi="Google Sans Medium"/>
-        </w:rPr>
-      </w:pPr>
-      <w:r>
-        <w:rPr>
-          <w:rtl w:val="0"/>
-        </w:rPr>
-      </w:r>
-    </w:p>
-    <w:p>
-      <w:pPr>
         <w:rPr>
           <w:rFonts w:ascii="Google Sans Medium" w:cs="Google Sans Medium" w:eastAsia="Google Sans Medium" w:hAnsi="Google Sans Medium"/>
           <w:color w:val="1f1f1f"/>
@@ -1984,25 +1265,6 @@
     </w:p>
     <w:p>
       <w:pPr>
-        <w:pBdr>
-          <w:top w:color="auto" w:space="0" w:sz="0" w:val="none"/>
-          <w:bottom w:color="auto" w:space="0" w:sz="0" w:val="none"/>
-          <w:right w:color="auto" w:space="0" w:sz="0" w:val="none"/>
-          <w:between w:color="auto" w:space="0" w:sz="0" w:val="none"/>
-        </w:pBdr>
-        <w:ind w:left="720" w:hanging="360"/>
-        <w:rPr>
-          <w:rFonts w:ascii="Google Sans Medium" w:cs="Google Sans Medium" w:eastAsia="Google Sans Medium" w:hAnsi="Google Sans Medium"/>
-        </w:rPr>
-      </w:pPr>
-      <w:r>
-        <w:rPr>
-          <w:rtl w:val="0"/>
-        </w:rPr>
-      </w:r>
-    </w:p>
-    <w:p>
-      <w:pPr>
         <w:numPr>
           <w:ilvl w:val="0"/>
           <w:numId w:val="8"/>
@@ -2025,25 +1287,6 @@
           <w:rtl w:val="0"/>
         </w:rPr>
         <w:t xml:space="preserve">Đối với tiền cọc (Gói linh hoạt 1-2 tháng): Bên A sẽ hoàn trả lại 100% tiền cọc cho Bên B sau khi kết thúc hợp đồng, Bên A nhận đủ gậy và hoàn tất đối soát.</w:t>
-      </w:r>
-    </w:p>
-    <w:p>
-      <w:pPr>
-        <w:pBdr>
-          <w:top w:color="auto" w:space="0" w:sz="0" w:val="none"/>
-          <w:bottom w:color="auto" w:space="0" w:sz="0" w:val="none"/>
-          <w:right w:color="auto" w:space="0" w:sz="0" w:val="none"/>
-          <w:between w:color="auto" w:space="0" w:sz="0" w:val="none"/>
-        </w:pBdr>
-        <w:ind w:left="720" w:hanging="360"/>
-        <w:rPr>
-          <w:rFonts w:ascii="Google Sans Medium" w:cs="Google Sans Medium" w:eastAsia="Google Sans Medium" w:hAnsi="Google Sans Medium"/>
-        </w:rPr>
-      </w:pPr>
-      <w:r>
-        <w:rPr>
-          <w:rtl w:val="0"/>
-        </w:rPr>
       </w:r>
     </w:p>
     <w:p>
@@ -2141,25 +1384,6 @@
     </w:p>
     <w:p>
       <w:pPr>
-        <w:pBdr>
-          <w:top w:color="auto" w:space="0" w:sz="0" w:val="none"/>
-          <w:bottom w:color="auto" w:space="0" w:sz="0" w:val="none"/>
-          <w:right w:color="auto" w:space="0" w:sz="0" w:val="none"/>
-          <w:between w:color="auto" w:space="0" w:sz="0" w:val="none"/>
-        </w:pBdr>
-        <w:ind w:left="720" w:hanging="360"/>
-        <w:rPr>
-          <w:rFonts w:ascii="Google Sans Medium" w:cs="Google Sans Medium" w:eastAsia="Google Sans Medium" w:hAnsi="Google Sans Medium"/>
-        </w:rPr>
-      </w:pPr>
-      <w:r>
-        <w:rPr>
-          <w:rtl w:val="0"/>
-        </w:rPr>
-      </w:r>
-    </w:p>
-    <w:p>
-      <w:pPr>
         <w:numPr>
           <w:ilvl w:val="0"/>
           <w:numId w:val="3"/>
@@ -2191,25 +1415,6 @@
     </w:p>
     <w:p>
       <w:pPr>
-        <w:pBdr>
-          <w:top w:color="auto" w:space="0" w:sz="0" w:val="none"/>
-          <w:bottom w:color="auto" w:space="0" w:sz="0" w:val="none"/>
-          <w:right w:color="auto" w:space="0" w:sz="0" w:val="none"/>
-          <w:between w:color="auto" w:space="0" w:sz="0" w:val="none"/>
-        </w:pBdr>
-        <w:ind w:left="720" w:hanging="360"/>
-        <w:rPr>
-          <w:rFonts w:ascii="Google Sans Medium" w:cs="Google Sans Medium" w:eastAsia="Google Sans Medium" w:hAnsi="Google Sans Medium"/>
-        </w:rPr>
-      </w:pPr>
-      <w:r>
-        <w:rPr>
-          <w:rtl w:val="0"/>
-        </w:rPr>
-      </w:r>
-    </w:p>
-    <w:p>
-      <w:pPr>
         <w:numPr>
           <w:ilvl w:val="0"/>
           <w:numId w:val="3"/>
@@ -2232,28 +1437,6 @@
           <w:rtl w:val="0"/>
         </w:rPr>
         <w:t xml:space="preserve">Luân chuyển bảo hành:</w:t>
-      </w:r>
-    </w:p>
-    <w:p>
-      <w:pPr>
-        <w:pBdr>
-          <w:top w:color="auto" w:space="0" w:sz="0" w:val="none"/>
-          <w:bottom w:color="auto" w:space="0" w:sz="0" w:val="none"/>
-          <w:right w:color="auto" w:space="0" w:sz="0" w:val="none"/>
-          <w:between w:color="auto" w:space="0" w:sz="0" w:val="none"/>
-        </w:pBdr>
-        <w:ind w:left="720" w:hanging="360"/>
-        <w:rPr>
-          <w:rFonts w:ascii="Google Sans Medium" w:cs="Google Sans Medium" w:eastAsia="Google Sans Medium" w:hAnsi="Google Sans Medium"/>
-        </w:rPr>
-      </w:pPr>
-      <w:r>
-        <w:rPr>
-          <w:rFonts w:ascii="Google Sans Medium" w:cs="Google Sans Medium" w:eastAsia="Google Sans Medium" w:hAnsi="Google Sans Medium"/>
-          <w:color w:val="1f1f1f"/>
-          <w:rtl w:val="0"/>
-        </w:rPr>
-        <w:br w:type="textWrapping"/>
       </w:r>
     </w:p>
     <w:p>
@@ -2284,25 +1467,6 @@
     </w:p>
     <w:p>
       <w:pPr>
-        <w:pBdr>
-          <w:top w:color="auto" w:space="0" w:sz="0" w:val="none"/>
-          <w:bottom w:color="auto" w:space="0" w:sz="0" w:val="none"/>
-          <w:right w:color="auto" w:space="0" w:sz="0" w:val="none"/>
-          <w:between w:color="auto" w:space="0" w:sz="0" w:val="none"/>
-        </w:pBdr>
-        <w:ind w:left="1440" w:hanging="360"/>
-        <w:rPr>
-          <w:rFonts w:ascii="Google Sans Medium" w:cs="Google Sans Medium" w:eastAsia="Google Sans Medium" w:hAnsi="Google Sans Medium"/>
-        </w:rPr>
-      </w:pPr>
-      <w:r>
-        <w:rPr>
-          <w:rtl w:val="0"/>
-        </w:rPr>
-      </w:r>
-    </w:p>
-    <w:p>
-      <w:pPr>
         <w:numPr>
           <w:ilvl w:val="1"/>
           <w:numId w:val="3"/>
@@ -2342,25 +1506,6 @@
     </w:p>
     <w:p>
       <w:pPr>
-        <w:pBdr>
-          <w:top w:color="auto" w:space="0" w:sz="0" w:val="none"/>
-          <w:bottom w:color="auto" w:space="0" w:sz="0" w:val="none"/>
-          <w:right w:color="auto" w:space="0" w:sz="0" w:val="none"/>
-          <w:between w:color="auto" w:space="0" w:sz="0" w:val="none"/>
-        </w:pBdr>
-        <w:ind w:left="1440" w:hanging="360"/>
-        <w:rPr>
-          <w:rFonts w:ascii="Google Sans Medium" w:cs="Google Sans Medium" w:eastAsia="Google Sans Medium" w:hAnsi="Google Sans Medium"/>
-        </w:rPr>
-      </w:pPr>
-      <w:r>
-        <w:rPr>
-          <w:rtl w:val="0"/>
-        </w:rPr>
-      </w:r>
-    </w:p>
-    <w:p>
-      <w:pPr>
         <w:numPr>
           <w:ilvl w:val="1"/>
           <w:numId w:val="3"/>
@@ -2383,25 +1528,6 @@
           <w:rtl w:val="0"/>
         </w:rPr>
         <w:t xml:space="preserve">Bên A gửi lại số lượng gậy tương ứng đạt yêu cầu sử dụng cho Bên B để bổ sung lại vào gói gậy dự phòng. Chu trình được duy trì liên tục.</w:t>
-      </w:r>
-    </w:p>
-    <w:p>
-      <w:pPr>
-        <w:pBdr>
-          <w:top w:color="auto" w:space="0" w:sz="0" w:val="none"/>
-          <w:bottom w:color="auto" w:space="0" w:sz="0" w:val="none"/>
-          <w:right w:color="auto" w:space="0" w:sz="0" w:val="none"/>
-          <w:between w:color="auto" w:space="0" w:sz="0" w:val="none"/>
-        </w:pBdr>
-        <w:ind w:left="1440" w:hanging="360"/>
-        <w:rPr>
-          <w:rFonts w:ascii="Google Sans Medium" w:cs="Google Sans Medium" w:eastAsia="Google Sans Medium" w:hAnsi="Google Sans Medium"/>
-        </w:rPr>
-      </w:pPr>
-      <w:r>
-        <w:rPr>
-          <w:rtl w:val="0"/>
-        </w:rPr>
       </w:r>
     </w:p>
     <w:p>
@@ -2455,31 +1581,7 @@
         </w:rPr>
       </w:pPr>
       <w:r>
-        <w:rPr>
-          <w:rFonts w:ascii="Google Sans Medium" w:cs="Google Sans Medium" w:eastAsia="Google Sans Medium" w:hAnsi="Google Sans Medium"/>
-          <w:color w:val="1f1f1f"/>
-          <w:rtl w:val="0"/>
-        </w:rPr>
-        <w:t xml:space="preserve">Bàn giao gậy Rhino CLB  đúng số lượng, chất lượng, đồng đều và đúng thời hạn đã thỏa thuận.</w:t>
-      </w:r>
-    </w:p>
-    <w:p>
-      <w:pPr>
-        <w:pBdr>
-          <w:top w:color="auto" w:space="0" w:sz="0" w:val="none"/>
-          <w:bottom w:color="auto" w:space="0" w:sz="0" w:val="none"/>
-          <w:right w:color="auto" w:space="0" w:sz="0" w:val="none"/>
-          <w:between w:color="auto" w:space="0" w:sz="0" w:val="none"/>
-        </w:pBdr>
-        <w:ind w:left="720" w:hanging="360"/>
-        <w:rPr>
-          <w:rFonts w:ascii="Google Sans Medium" w:cs="Google Sans Medium" w:eastAsia="Google Sans Medium" w:hAnsi="Google Sans Medium"/>
-        </w:rPr>
-      </w:pPr>
-      <w:r>
-        <w:rPr>
-          <w:rtl w:val="0"/>
-        </w:rPr>
+        <w:t>Bàn giao gậy Rhino CLB đúng số lượng, chất lượng, đồng đều và đúng thời hạn đã thỏa thuận.</w:t>
       </w:r>
     </w:p>
     <w:p>
@@ -2510,25 +1612,6 @@
     </w:p>
     <w:p>
       <w:pPr>
-        <w:pBdr>
-          <w:top w:color="auto" w:space="0" w:sz="0" w:val="none"/>
-          <w:bottom w:color="auto" w:space="0" w:sz="0" w:val="none"/>
-          <w:right w:color="auto" w:space="0" w:sz="0" w:val="none"/>
-          <w:between w:color="auto" w:space="0" w:sz="0" w:val="none"/>
-        </w:pBdr>
-        <w:ind w:left="720" w:hanging="360"/>
-        <w:rPr>
-          <w:rFonts w:ascii="Google Sans Medium" w:cs="Google Sans Medium" w:eastAsia="Google Sans Medium" w:hAnsi="Google Sans Medium"/>
-        </w:rPr>
-      </w:pPr>
-      <w:r>
-        <w:rPr>
-          <w:rtl w:val="0"/>
-        </w:rPr>
-      </w:r>
-    </w:p>
-    <w:p>
-      <w:pPr>
         <w:numPr>
           <w:ilvl w:val="0"/>
           <w:numId w:val="2"/>
@@ -2555,25 +1638,6 @@
     </w:p>
     <w:p>
       <w:pPr>
-        <w:pBdr>
-          <w:top w:color="auto" w:space="0" w:sz="0" w:val="none"/>
-          <w:bottom w:color="auto" w:space="0" w:sz="0" w:val="none"/>
-          <w:right w:color="auto" w:space="0" w:sz="0" w:val="none"/>
-          <w:between w:color="auto" w:space="0" w:sz="0" w:val="none"/>
-        </w:pBdr>
-        <w:ind w:left="720" w:hanging="360"/>
-        <w:rPr>
-          <w:rFonts w:ascii="Google Sans Medium" w:cs="Google Sans Medium" w:eastAsia="Google Sans Medium" w:hAnsi="Google Sans Medium"/>
-        </w:rPr>
-      </w:pPr>
-      <w:r>
-        <w:rPr>
-          <w:rtl w:val="0"/>
-        </w:rPr>
-      </w:r>
-    </w:p>
-    <w:p>
-      <w:pPr>
         <w:numPr>
           <w:ilvl w:val="0"/>
           <w:numId w:val="2"/>
@@ -2596,25 +1660,6 @@
           <w:rtl w:val="0"/>
         </w:rPr>
         <w:t xml:space="preserve">Được quyền chấm dứt hợp đồng và thu hồi toàn bộ số gậy nếu Bên B vi phạm nghiêm trọng các điều khoản thanh toán hoặc cố tình phá hoại tài sản.</w:t>
-      </w:r>
-    </w:p>
-    <w:p>
-      <w:pPr>
-        <w:pBdr>
-          <w:top w:color="auto" w:space="0" w:sz="0" w:val="none"/>
-          <w:bottom w:color="auto" w:space="0" w:sz="0" w:val="none"/>
-          <w:right w:color="auto" w:space="0" w:sz="0" w:val="none"/>
-          <w:between w:color="auto" w:space="0" w:sz="0" w:val="none"/>
-        </w:pBdr>
-        <w:ind w:left="720" w:hanging="360"/>
-        <w:rPr>
-          <w:rFonts w:ascii="Google Sans Medium" w:cs="Google Sans Medium" w:eastAsia="Google Sans Medium" w:hAnsi="Google Sans Medium"/>
-        </w:rPr>
-      </w:pPr>
-      <w:r>
-        <w:rPr>
-          <w:rtl w:val="0"/>
-        </w:rPr>
       </w:r>
     </w:p>
     <w:p>
@@ -2678,25 +1723,6 @@
     </w:p>
     <w:p>
       <w:pPr>
-        <w:pBdr>
-          <w:top w:color="auto" w:space="0" w:sz="0" w:val="none"/>
-          <w:bottom w:color="auto" w:space="0" w:sz="0" w:val="none"/>
-          <w:right w:color="auto" w:space="0" w:sz="0" w:val="none"/>
-          <w:between w:color="auto" w:space="0" w:sz="0" w:val="none"/>
-        </w:pBdr>
-        <w:ind w:left="720" w:hanging="360"/>
-        <w:rPr>
-          <w:rFonts w:ascii="Google Sans Medium" w:cs="Google Sans Medium" w:eastAsia="Google Sans Medium" w:hAnsi="Google Sans Medium"/>
-        </w:rPr>
-      </w:pPr>
-      <w:r>
-        <w:rPr>
-          <w:rtl w:val="0"/>
-        </w:rPr>
-      </w:r>
-    </w:p>
-    <w:p>
-      <w:pPr>
         <w:numPr>
           <w:ilvl w:val="0"/>
           <w:numId w:val="1"/>
@@ -2723,25 +1749,6 @@
     </w:p>
     <w:p>
       <w:pPr>
-        <w:pBdr>
-          <w:top w:color="auto" w:space="0" w:sz="0" w:val="none"/>
-          <w:bottom w:color="auto" w:space="0" w:sz="0" w:val="none"/>
-          <w:right w:color="auto" w:space="0" w:sz="0" w:val="none"/>
-          <w:between w:color="auto" w:space="0" w:sz="0" w:val="none"/>
-        </w:pBdr>
-        <w:ind w:left="720" w:hanging="360"/>
-        <w:rPr>
-          <w:rFonts w:ascii="Google Sans Medium" w:cs="Google Sans Medium" w:eastAsia="Google Sans Medium" w:hAnsi="Google Sans Medium"/>
-        </w:rPr>
-      </w:pPr>
-      <w:r>
-        <w:rPr>
-          <w:rtl w:val="0"/>
-        </w:rPr>
-      </w:r>
-    </w:p>
-    <w:p>
-      <w:pPr>
         <w:numPr>
           <w:ilvl w:val="0"/>
           <w:numId w:val="1"/>
@@ -2768,25 +1775,6 @@
     </w:p>
     <w:p>
       <w:pPr>
-        <w:pBdr>
-          <w:top w:color="auto" w:space="0" w:sz="0" w:val="none"/>
-          <w:bottom w:color="auto" w:space="0" w:sz="0" w:val="none"/>
-          <w:right w:color="auto" w:space="0" w:sz="0" w:val="none"/>
-          <w:between w:color="auto" w:space="0" w:sz="0" w:val="none"/>
-        </w:pBdr>
-        <w:ind w:left="720" w:hanging="360"/>
-        <w:rPr>
-          <w:rFonts w:ascii="Google Sans Medium" w:cs="Google Sans Medium" w:eastAsia="Google Sans Medium" w:hAnsi="Google Sans Medium"/>
-        </w:rPr>
-      </w:pPr>
-      <w:r>
-        <w:rPr>
-          <w:rtl w:val="0"/>
-        </w:rPr>
-      </w:r>
-    </w:p>
-    <w:p>
-      <w:pPr>
         <w:numPr>
           <w:ilvl w:val="0"/>
           <w:numId w:val="1"/>
@@ -2813,25 +1801,6 @@
     </w:p>
     <w:p>
       <w:pPr>
-        <w:pBdr>
-          <w:top w:color="auto" w:space="0" w:sz="0" w:val="none"/>
-          <w:bottom w:color="auto" w:space="0" w:sz="0" w:val="none"/>
-          <w:right w:color="auto" w:space="0" w:sz="0" w:val="none"/>
-          <w:between w:color="auto" w:space="0" w:sz="0" w:val="none"/>
-        </w:pBdr>
-        <w:ind w:left="720" w:hanging="360"/>
-        <w:rPr>
-          <w:rFonts w:ascii="Google Sans Medium" w:cs="Google Sans Medium" w:eastAsia="Google Sans Medium" w:hAnsi="Google Sans Medium"/>
-        </w:rPr>
-      </w:pPr>
-      <w:r>
-        <w:rPr>
-          <w:rtl w:val="0"/>
-        </w:rPr>
-      </w:r>
-    </w:p>
-    <w:p>
-      <w:pPr>
         <w:numPr>
           <w:ilvl w:val="0"/>
           <w:numId w:val="1"/>
@@ -2854,25 +1823,6 @@
           <w:rtl w:val="0"/>
         </w:rPr>
         <w:t xml:space="preserve">Nếu làm mất gậy hoặc cố tình phá hoại làm gậy gãy/hỏng không thể phục hồi do lỗi chủ quan của người chơi/CLB, Bên B phải bồi thường theo bảng giá niêm yết của Bên A tại thời điểm phát sinh.</w:t>
-      </w:r>
-    </w:p>
-    <w:p>
-      <w:pPr>
-        <w:pBdr>
-          <w:top w:color="auto" w:space="0" w:sz="0" w:val="none"/>
-          <w:bottom w:color="auto" w:space="0" w:sz="0" w:val="none"/>
-          <w:right w:color="auto" w:space="0" w:sz="0" w:val="none"/>
-          <w:between w:color="auto" w:space="0" w:sz="0" w:val="none"/>
-        </w:pBdr>
-        <w:ind w:left="720" w:hanging="360"/>
-        <w:rPr>
-          <w:rFonts w:ascii="Google Sans Medium" w:cs="Google Sans Medium" w:eastAsia="Google Sans Medium" w:hAnsi="Google Sans Medium"/>
-        </w:rPr>
-      </w:pPr>
-      <w:r>
-        <w:rPr>
-          <w:rtl w:val="0"/>
-        </w:rPr>
       </w:r>
     </w:p>
     <w:p>
@@ -2936,25 +1886,6 @@
     </w:p>
     <w:p>
       <w:pPr>
-        <w:pBdr>
-          <w:top w:color="auto" w:space="0" w:sz="0" w:val="none"/>
-          <w:bottom w:color="auto" w:space="0" w:sz="0" w:val="none"/>
-          <w:right w:color="auto" w:space="0" w:sz="0" w:val="none"/>
-          <w:between w:color="auto" w:space="0" w:sz="0" w:val="none"/>
-        </w:pBdr>
-        <w:ind w:left="720" w:hanging="360"/>
-        <w:rPr>
-          <w:rFonts w:ascii="Google Sans Medium" w:cs="Google Sans Medium" w:eastAsia="Google Sans Medium" w:hAnsi="Google Sans Medium"/>
-        </w:rPr>
-      </w:pPr>
-      <w:r>
-        <w:rPr>
-          <w:rtl w:val="0"/>
-        </w:rPr>
-      </w:r>
-    </w:p>
-    <w:p>
-      <w:pPr>
         <w:numPr>
           <w:ilvl w:val="0"/>
           <w:numId w:val="9"/>
@@ -2981,25 +1912,6 @@
     </w:p>
     <w:p>
       <w:pPr>
-        <w:pBdr>
-          <w:top w:color="auto" w:space="0" w:sz="0" w:val="none"/>
-          <w:bottom w:color="auto" w:space="0" w:sz="0" w:val="none"/>
-          <w:right w:color="auto" w:space="0" w:sz="0" w:val="none"/>
-          <w:between w:color="auto" w:space="0" w:sz="0" w:val="none"/>
-        </w:pBdr>
-        <w:ind w:left="720" w:hanging="360"/>
-        <w:rPr>
-          <w:rFonts w:ascii="Google Sans Medium" w:cs="Google Sans Medium" w:eastAsia="Google Sans Medium" w:hAnsi="Google Sans Medium"/>
-        </w:rPr>
-      </w:pPr>
-      <w:r>
-        <w:rPr>
-          <w:rtl w:val="0"/>
-        </w:rPr>
-      </w:r>
-    </w:p>
-    <w:p>
-      <w:pPr>
         <w:numPr>
           <w:ilvl w:val="0"/>
           <w:numId w:val="9"/>
@@ -3026,25 +1938,6 @@
     </w:p>
     <w:p>
       <w:pPr>
-        <w:pBdr>
-          <w:top w:color="auto" w:space="0" w:sz="0" w:val="none"/>
-          <w:bottom w:color="auto" w:space="0" w:sz="0" w:val="none"/>
-          <w:right w:color="auto" w:space="0" w:sz="0" w:val="none"/>
-          <w:between w:color="auto" w:space="0" w:sz="0" w:val="none"/>
-        </w:pBdr>
-        <w:ind w:left="720" w:hanging="360"/>
-        <w:rPr>
-          <w:rFonts w:ascii="Google Sans Medium" w:cs="Google Sans Medium" w:eastAsia="Google Sans Medium" w:hAnsi="Google Sans Medium"/>
-        </w:rPr>
-      </w:pPr>
-      <w:r>
-        <w:rPr>
-          <w:rtl w:val="0"/>
-        </w:rPr>
-      </w:r>
-    </w:p>
-    <w:p>
-      <w:pPr>
         <w:numPr>
           <w:ilvl w:val="0"/>
           <w:numId w:val="9"/>
@@ -3067,25 +1960,6 @@
           <w:rtl w:val="0"/>
         </w:rPr>
         <w:t xml:space="preserve">Hợp đồng được lập thành 02 (hai) bản có giá trị pháp lý như nhau, mỗi bên giữ 01 (một) bản để thực hiện.</w:t>
-      </w:r>
-    </w:p>
-    <w:p>
-      <w:pPr>
-        <w:pBdr>
-          <w:top w:color="auto" w:space="0" w:sz="0" w:val="none"/>
-          <w:bottom w:color="auto" w:space="0" w:sz="0" w:val="none"/>
-          <w:right w:color="auto" w:space="0" w:sz="0" w:val="none"/>
-          <w:between w:color="auto" w:space="0" w:sz="0" w:val="none"/>
-        </w:pBdr>
-        <w:ind w:left="720" w:hanging="360"/>
-        <w:rPr>
-          <w:rFonts w:ascii="Google Sans Medium" w:cs="Google Sans Medium" w:eastAsia="Google Sans Medium" w:hAnsi="Google Sans Medium"/>
-        </w:rPr>
-      </w:pPr>
-      <w:r>
-        <w:rPr>
-          <w:rtl w:val="0"/>
-        </w:rPr>
       </w:r>
     </w:p>
     <w:p>
